--- a/mps-nivel-c/oficial/04_registros/AASP_Andamento-Processuais/RAC-AASPAP01-001_Relatorio-de-Acompanhamento.docx
+++ b/mps-nivel-c/oficial/04_registros/AASP_Andamento-Processuais/RAC-AASPAP01-001_Relatorio-de-Acompanhamento.docx
@@ -444,13 +444,7 @@
               <w:spacing w:before="40" w:after="40"/>
             </w:pPr>
             <w:r>
-              <w:rPr>
-                <w:rFonts w:ascii="Calibri" w:hAnsi="Calibri"/>
-                <w:b w:val="0"/>
-                <w:i w:val="0"/>
-                <w:sz w:val="20"/>
-              </w:rPr>
-              <w:t>Cezar Hiraki Velazquez</w:t>
+              <w:t>Abraão Oliveira</w:t>
             </w:r>
           </w:p>
         </w:tc>

--- a/mps-nivel-c/oficial/04_registros/AASP_Andamento-Processuais/RAC-AASPAP01-001_Relatorio-de-Acompanhamento.docx
+++ b/mps-nivel-c/oficial/04_registros/AASP_Andamento-Processuais/RAC-AASPAP01-001_Relatorio-de-Acompanhamento.docx
@@ -34,7 +34,7 @@
           <w:color w:val="555555"/>
           <w:sz w:val="20"/>
         </w:rPr>
-        <w:t>RAC-AASPAP01-001   ·   Versão Data   ·   Marcos Correa Fernandez Turnes (AASP)   ·   Timeware Brasil</w:t>
+        <w:t>RAC-AASPAP01-001   ·   Versão 1.0   ·   11/06/2026   ·   Timeware Brasil</w:t>
       </w:r>
     </w:p>
     <w:p>
@@ -776,7 +776,7 @@
                 <w:i w:val="0"/>
                 <w:sz w:val="20"/>
               </w:rPr>
-              <w:t>Atraso de ~30 dias na Fase 4 por escopo adicional acordado (CR-AASPAP01-002)</w:t>
+              <w:t>Atraso de ~30 dias na Fase 4 por escopo adicional acordado (CR-AASPAP01-001)</w:t>
             </w:r>
           </w:p>
         </w:tc>
@@ -4284,7 +4284,7 @@
                 <w:i w:val="0"/>
                 <w:sz w:val="20"/>
               </w:rPr>
-              <w:t>CR-AASPAP01-002</w:t>
+              <w:t>CR-AASPAP01-001</w:t>
             </w:r>
           </w:p>
         </w:tc>
@@ -5075,7 +5075,7 @@
                 <w:i w:val="0"/>
                 <w:sz w:val="20"/>
               </w:rPr>
-              <w:t>Relatório de acompanhamento (Fase 5) consolidado a partir do Registro de Projeto AASP_AndamentosProcessuais (REG-AASPAP01-001 v1.0, 08/06/2026) e do levantamento de projeto (INTAKE-PROJETO_AASPAP01 v1.0).</w:t>
+              <w:t>Relatório de acompanhamento (Fase 5) consolidado a partir do Registro de Projeto AASP_AndamentosProcessuais (REG-AASPAP01-001 v1.0, 08/06/2026) e do levantamento de projeto (GEST-AASPAP01).</w:t>
             </w:r>
           </w:p>
         </w:tc>

--- a/mps-nivel-c/oficial/04_registros/AASP_Andamento-Processuais/RAC-AASPAP01-001_Relatorio-de-Acompanhamento.docx
+++ b/mps-nivel-c/oficial/04_registros/AASP_Andamento-Processuais/RAC-AASPAP01-001_Relatorio-de-Acompanhamento.docx
@@ -776,7 +776,7 @@
                 <w:i w:val="0"/>
                 <w:sz w:val="20"/>
               </w:rPr>
-              <w:t>Atraso de ~30 dias na Fase 4 por escopo adicional acordado (CR-AASPAP01-001)</w:t>
+              <w:t>Atraso de ~30 dias na Fase 4 por escopo adicional acordado (CR-AASPAP01-002)</w:t>
             </w:r>
           </w:p>
         </w:tc>

--- a/mps-nivel-c/oficial/04_registros/AASP_Andamento-Processuais/RAC-AASPAP01-001_Relatorio-de-Acompanhamento.docx
+++ b/mps-nivel-c/oficial/04_registros/AASP_Andamento-Processuais/RAC-AASPAP01-001_Relatorio-de-Acompanhamento.docx
@@ -4284,7 +4284,7 @@
                 <w:i w:val="0"/>
                 <w:sz w:val="20"/>
               </w:rPr>
-              <w:t>CR-AASPAP01-001</w:t>
+              <w:t>CR-AASPAP01-002</w:t>
             </w:r>
           </w:p>
         </w:tc>
@@ -4309,7 +4309,7 @@
                 <w:i w:val="0"/>
                 <w:sz w:val="20"/>
               </w:rPr>
-              <w:t>Escopo adicional Fase 4: campos Observacao, Segredo, CodigoFonteAPI e tratamentos de erro</w:t>
+              <w:t>Escopo adicional Fase 4: campos Observacao e Segredo, desmembramento do RunUpdater e tratamentos de erro por instância</w:t>
             </w:r>
           </w:p>
         </w:tc>

--- a/mps-nivel-c/oficial/04_registros/AASP_Andamento-Processuais/RAC-AASPAP01-001_Relatorio-de-Acompanhamento.docx
+++ b/mps-nivel-c/oficial/04_registros/AASP_Andamento-Processuais/RAC-AASPAP01-001_Relatorio-de-Acompanhamento.docx
@@ -776,7 +776,7 @@
                 <w:i w:val="0"/>
                 <w:sz w:val="20"/>
               </w:rPr>
-              <w:t>Atraso de ~30 dias na Fase 4 por escopo adicional acordado (CR-AASPAP01-001)</w:t>
+              <w:t>Atraso de ~30 dias na Fase 4 por escopo adicional acordado (CR-AASPAP01-002)</w:t>
             </w:r>
           </w:p>
         </w:tc>
@@ -4284,7 +4284,7 @@
                 <w:i w:val="0"/>
                 <w:sz w:val="20"/>
               </w:rPr>
-              <w:t>CR-AASPAP01-001</w:t>
+              <w:t>CR-AASPAP01-002</w:t>
             </w:r>
           </w:p>
         </w:tc>
@@ -4309,7 +4309,7 @@
                 <w:i w:val="0"/>
                 <w:sz w:val="20"/>
               </w:rPr>
-              <w:t>Escopo adicional Fase 4: campos Observacao, Segredo, CodigoFonteAPI e tratamentos de erro</w:t>
+              <w:t>Escopo adicional Fase 4: campos Observacao e Segredo, desmembramento do RunUpdater e tratamentos de erro por instância</w:t>
             </w:r>
           </w:p>
         </w:tc>
@@ -5075,7 +5075,7 @@
                 <w:i w:val="0"/>
                 <w:sz w:val="20"/>
               </w:rPr>
-              <w:t>Relatório de acompanhamento (Fase 5) consolidado a partir do Registro de Projeto AASP_AndamentosProcessuais (REG-AASPAP01-001 v1.0, 08/06/2026) e da Planilha de Gestão GEST-AASPAP01.</w:t>
+              <w:t>Relatório de acompanhamento (Fase 5) consolidado a partir do Registro de Projeto AASP_AndamentosProcessuais (REG-AASPAP01-001 v1.0, 08/06/2026) e do levantamento de projeto (GEST-AASPAP01).</w:t>
             </w:r>
           </w:p>
         </w:tc>

--- a/mps-nivel-c/oficial/04_registros/AASP_Andamento-Processuais/RAC-AASPAP01-001_Relatorio-de-Acompanhamento.docx
+++ b/mps-nivel-c/oficial/04_registros/AASP_Andamento-Processuais/RAC-AASPAP01-001_Relatorio-de-Acompanhamento.docx
@@ -4761,13 +4761,7 @@
               <w:spacing w:before="40" w:after="40"/>
             </w:pPr>
             <w:r>
-              <w:rPr>
-                <w:rFonts w:ascii="Calibri" w:hAnsi="Calibri"/>
-                <w:b w:val="0"/>
-                <w:i w:val="0"/>
-                <w:sz w:val="20"/>
-              </w:rPr>
-              <w:t>Por marco/fase, com atividades de alinhamento registradas no ClickUp</w:t>
+              <w:t>Por marco/fase, com atividades de alinhamento registradas no GitLab</w:t>
             </w:r>
           </w:p>
         </w:tc>

--- a/mps-nivel-c/oficial/04_registros/AASP_Andamento-Processuais/RAC-AASPAP01-001_Relatorio-de-Acompanhamento.docx
+++ b/mps-nivel-c/oficial/04_registros/AASP_Andamento-Processuais/RAC-AASPAP01-001_Relatorio-de-Acompanhamento.docx
@@ -384,17 +384,8 @@
             </w:tcMar>
           </w:tcPr>
           <w:p>
-            <w:pPr>
-              <w:spacing w:before="40" w:after="40"/>
-            </w:pPr>
             <w:r>
-              <w:rPr>
-                <w:rFonts w:ascii="Calibri" w:hAnsi="Calibri"/>
-                <w:b w:val="0"/>
-                <w:i w:val="0"/>
-                <w:sz w:val="20"/>
-              </w:rPr>
-              <w:t>11/06/2026</w:t>
+              <w:t>06/06/2026</w:t>
             </w:r>
           </w:p>
         </w:tc>
@@ -5009,17 +5000,8 @@
             </w:tcMar>
           </w:tcPr>
           <w:p>
-            <w:pPr>
-              <w:spacing w:before="40" w:after="40"/>
-            </w:pPr>
             <w:r>
-              <w:rPr>
-                <w:rFonts w:ascii="Calibri" w:hAnsi="Calibri"/>
-                <w:b w:val="0"/>
-                <w:i w:val="0"/>
-                <w:sz w:val="20"/>
-              </w:rPr>
-              <w:t>11/06/2026</w:t>
+              <w:t>06/06/2026</w:t>
             </w:r>
           </w:p>
         </w:tc>
@@ -5034,17 +5016,8 @@
             </w:tcMar>
           </w:tcPr>
           <w:p>
-            <w:pPr>
-              <w:spacing w:before="40" w:after="40"/>
-            </w:pPr>
             <w:r>
-              <w:rPr>
-                <w:rFonts w:ascii="Calibri" w:hAnsi="Calibri"/>
-                <w:b w:val="0"/>
-                <w:i w:val="0"/>
-                <w:sz w:val="20"/>
-              </w:rPr>
-              <w:t>Time de Melhoria Contínua</w:t>
+              <w:t>Gerente de Projeto</w:t>
             </w:r>
           </w:p>
         </w:tc>

--- a/mps-nivel-c/oficial/04_registros/AASP_Andamento-Processuais/RAC-AASPAP01-001_Relatorio-de-Acompanhamento.docx
+++ b/mps-nivel-c/oficial/04_registros/AASP_Andamento-Processuais/RAC-AASPAP01-001_Relatorio-de-Acompanhamento.docx
@@ -34,7 +34,7 @@
           <w:color w:val="555555"/>
           <w:sz w:val="20"/>
         </w:rPr>
-        <w:t>RAC-AASPAP01-001   ·   Versão 1.0   ·   11/06/2026   ·   Timeware Brasil</w:t>
+        <w:t>RAC-AASPAP01-001   ·   Versão 1.0   ·   06/06/2026   ·   Timeware Brasil</w:t>
       </w:r>
     </w:p>
     <w:p>
@@ -5042,7 +5042,7 @@
                 <w:i w:val="0"/>
                 <w:sz w:val="20"/>
               </w:rPr>
-              <w:t>Relatório de acompanhamento (Fase 5) consolidado a partir do Registro de Projeto AASP_AndamentosProcessuais (REG-AASPAP01-001 v1.0, 08/06/2026) e do levantamento de projeto (GEST-AASPAP01).</w:t>
+              <w:t>Relatório de acompanhamento (Fase 5) consolidado a partir do Registro de Projeto AASP_AndamentosProcessuais (REG-AASPAP01-001 v1.0) e do levantamento de projeto (GEST-AASPAP01).</w:t>
             </w:r>
           </w:p>
         </w:tc>

--- a/mps-nivel-c/oficial/04_registros/AASP_Andamento-Processuais/RAC-AASPAP01-001_Relatorio-de-Acompanhamento.docx
+++ b/mps-nivel-c/oficial/04_registros/AASP_Andamento-Processuais/RAC-AASPAP01-001_Relatorio-de-Acompanhamento.docx
@@ -582,7 +582,7 @@
           <w:i w:val="0"/>
           <w:sz w:val="22"/>
         </w:rPr>
-        <w:t>Desenvolvimento concluído (Fases 1–4); o projeto está em implantação em produção (Fase 5), com encerramento previsto para 30/06/2026.</w:t>
+        <w:t>Desenvolvimento concluído (Fases 1–4); o projeto está em implantação em produção (Fase 5), com encerramento previsto para 31/08/2026.</w:t>
       </w:r>
     </w:p>
     <w:tbl>
@@ -2188,7 +2188,7 @@
                 <w:i w:val="0"/>
                 <w:sz w:val="20"/>
               </w:rPr>
-              <w:t>30/06/2026</w:t>
+              <w:t>31/08/2026</w:t>
             </w:r>
           </w:p>
         </w:tc>

--- a/mps-nivel-c/oficial/04_registros/AASP_Andamento-Processuais/RAC-AASPAP01-001_Relatorio-de-Acompanhamento.docx
+++ b/mps-nivel-c/oficial/04_registros/AASP_Andamento-Processuais/RAC-AASPAP01-001_Relatorio-de-Acompanhamento.docx
@@ -5053,6 +5053,11 @@
         <w:spacing w:before="0" w:after="160"/>
       </w:pPr>
     </w:p>
+    <w:p>
+      <w:r>
+        <w:t>GMUD (jun/2026) — Verificação BotMax (captura posterior): implementados o novo status AguardandoCaptura(9), a thread RunVerificacaoBotMax (CapturaServer), o endpoint POST /api/Captura/VerificarBotMaxAguardando, a correção dos endpoints BotMax (/subscriptions) e a remoção do Thread.Sleep no retry. Em revisão no GitLab (MR !37, branch feature/gmud-verificacao-botmax). Homologação e deploy em produção planejados para agosto/2026 (milestone "GMUD — Deploy e Encerramento").</w:t>
+      </w:r>
+    </w:p>
     <w:sectPr>
       <w:headerReference w:type="default" r:id="rId9"/>
       <w:headerReference w:type="first" r:id="rId10"/>
